--- a/src/rodos_corpus/data/corpus/rendered/production/AKT-BRAK-20260714-04.docx
+++ b/src/rodos_corpus/data/corpus/rendered/production/AKT-BRAK-20260714-04.docx
@@ -23,7 +23,7 @@
         <w:pStyle w:val="Title"/>
       </w:pPr>
       <w:r>
-        <w:t>Акт о браке по детали 88.14.51 от 14.07.2026</w:t>
+        <w:t>Акт о браке по детали 88.14.42 от 14.07.2026</w:t>
       </w:r>
     </w:p>
     <w:p>
@@ -36,12 +36,12 @@
     </w:p>
     <w:p>
       <w:r>
-        <w:t>1.1. При контроле партии детали 88.14.51 «Звёздочка приводная z=17, t=25,4» выявлено несоответствие толщины покрытия.</w:t>
+        <w:t>1.1. При контроле партии детали 88.14.42 «Фланец присоединительный ø160» выявлено несоответствие толщины цинкового покрытия.</w:t>
       </w:r>
     </w:p>
     <w:p>
       <w:r>
-        <w:t>1.2. Количество забракованных деталей: 13 шт. из партии 84 шт.</w:t>
+        <w:t>1.2. Количество забракованных деталей: 16 шт. из партии 64 шт.</w:t>
       </w:r>
     </w:p>
     <w:p>
@@ -59,7 +59,7 @@
     </w:p>
     <w:p>
       <w:r>
-        <w:t>2.1. Установленная причина: падение плотности тока на линии.</w:t>
+        <w:t>2.1. Установленная причина: нестабильность выпрямителя линии АГ-40, инв. № ОС-0903.</w:t>
       </w:r>
     </w:p>
     <w:p>
@@ -77,7 +77,7 @@
     </w:p>
     <w:p>
       <w:r>
-        <w:t>3.1. Принятое решение: повторное покрытие.</w:t>
+        <w:t>3.1. Принятое решение: детали направлены на повторное покрытие.</w:t>
       </w:r>
     </w:p>
     <w:p>
@@ -87,7 +87,7 @@
     </w:p>
     <w:p>
       <w:r>
-        <w:t>3.3. Корректирующие действия и срок их выполнения определяются отдельным протоколом разбора.</w:t>
+        <w:t>3.3. Корректирующие действия и срок их выполнения определяются отдельным протоколом разбора: разбор оформлен отчётом 8D-2026-02, отказ выпрямителя разобран в ИНЦ-2026-05.</w:t>
       </w:r>
     </w:p>
     <w:p>
